--- a/Task3a/Observed Scenario Testing Form.docx
+++ b/Task3a/Observed Scenario Testing Form.docx
@@ -1,7 +1,521 @@
 
 <file path=word/document.xml><?xml version="1.0" encoding="utf-8"?>
-<w:document xmlns:wpc="http://schemas.microsoft.com/office/word/2010/wordprocessingCanvas" xmlns:cx="http://schemas.microsoft.com/office/drawing/2014/chartex" xmlns:cx1="http://schemas.microsoft.com/office/drawing/2015/9/8/chartex" xmlns:cx2="http://schemas.microsoft.com/office/drawing/2015/10/21/chartex" xmlns:cx3="http://schemas.microsoft.com/office/drawing/2016/5/9/chartex" xmlns:cx4="http://schemas.microsoft.com/office/drawing/2016/5/10/chartex" xmlns:cx5="http://schemas.microsoft.com/office/drawing/2016/5/11/chartex" xmlns:cx6="http://schemas.microsoft.com/office/drawing/2016/5/12/chartex" xmlns:cx7="http://schemas.microsoft.com/office/drawing/2016/5/13/chartex" xmlns:cx8="http://schemas.microsoft.com/office/drawing/2016/5/14/chartex" xmlns:mc="http://schemas.openxmlformats.org/markup-compatibility/2006" xmlns:aink="http://schemas.microsoft.com/office/drawing/2016/ink" xmlns:am3d="http://schemas.microsoft.com/office/drawing/2017/model3d" xmlns:o="urn:schemas-microsoft-com:office:office" xmlns:oel="http://schemas.microsoft.com/office/2019/extlst" xmlns:r="http://schemas.openxmlformats.org/officeDocument/2006/relationships" xmlns:m="http://schemas.openxmlformats.org/officeDocument/2006/math" xmlns:v="urn:schemas-microsoft-com:vml" xmlns:wp14="http://schemas.microsoft.com/office/word/2010/wordprocessingDrawing" xmlns:wp="http://schemas.openxmlformats.org/drawingml/2006/wordprocessingDrawing" xmlns:w10="urn:schemas-microsoft-com:office:word" xmlns:w="http://schemas.openxmlformats.org/wordprocessingml/2006/main" xmlns:w14="http://schemas.microsoft.com/office/word/2010/wordml" xmlns:w15="http://schemas.microsoft.com/office/word/2012/wordml" xmlns:w16cex="http://schemas.microsoft.com/office/word/2018/wordml/cex" xmlns:w16cid="http://schemas.microsoft.com/office/word/2016/wordml/cid" xmlns:w16="http://schemas.microsoft.com/office/word/2018/wordml" xmlns:w16du="http://schemas.microsoft.com/office/word/2023/wordml/word16du" xmlns:w16sdtdh="http://schemas.microsoft.com/office/word/2020/wordml/sdtdatahash" xmlns:w16sdtfl="http://schemas.microsoft.com/office/word/2024/wordml/sdtformatlock" xmlns:w16se="http://schemas.microsoft.com/office/word/2015/wordml/symex" xmlns:wpg="http://schemas.microsoft.com/office/word/2010/wordprocessingGroup" xmlns:wpi="http://schemas.microsoft.com/office/word/2010/wordprocessingInk" xmlns:wne="http://schemas.microsoft.com/office/word/2006/wordml" xmlns:wps="http://schemas.microsoft.com/office/word/2010/wordprocessingShape" mc:Ignorable="w14 w15 w16se w16cid w16 w16cex w16sdtdh w16sdtfl w16du wp14">
+<w:document xmlns:wpc="http://schemas.microsoft.com/office/word/2010/wordprocessingCanvas" xmlns:cx="http://schemas.microsoft.com/office/drawing/2014/chartex" xmlns:cx1="http://schemas.microsoft.com/office/drawing/2015/9/8/chartex" xmlns:cx2="http://schemas.microsoft.com/office/drawing/2015/10/21/chartex" xmlns:cx3="http://schemas.microsoft.com/office/drawing/2016/5/9/chartex" xmlns:cx4="http://schemas.microsoft.com/office/drawing/2016/5/10/chartex" xmlns:cx5="http://schemas.microsoft.com/office/drawing/2016/5/11/chartex" xmlns:cx6="http://schemas.microsoft.com/office/drawing/2016/5/12/chartex" xmlns:cx7="http://schemas.microsoft.com/office/drawing/2016/5/13/chartex" xmlns:cx8="http://schemas.microsoft.com/office/drawing/2016/5/14/chartex" xmlns:mc="http://schemas.openxmlformats.org/markup-compatibility/2006" xmlns:aink="http://schemas.microsoft.com/office/drawing/2016/ink" xmlns:am3d="http://schemas.microsoft.com/office/drawing/2017/model3d" xmlns:o="urn:schemas-microsoft-com:office:office" xmlns:r="http://schemas.openxmlformats.org/officeDocument/2006/relationships" xmlns:m="http://schemas.openxmlformats.org/officeDocument/2006/math" xmlns:v="urn:schemas-microsoft-com:vml" xmlns:wp14="http://schemas.microsoft.com/office/word/2010/wordprocessingDrawing" xmlns:wp="http://schemas.openxmlformats.org/drawingml/2006/wordprocessingDrawing" xmlns:w10="urn:schemas-microsoft-com:office:word" xmlns:w="http://schemas.openxmlformats.org/wordprocessingml/2006/main" xmlns:w14="http://schemas.microsoft.com/office/word/2010/wordml" xmlns:w15="http://schemas.microsoft.com/office/word/2012/wordml" xmlns:w16cex="http://schemas.microsoft.com/office/word/2018/wordml/cex" xmlns:w16cid="http://schemas.microsoft.com/office/word/2016/wordml/cid" xmlns:w16="http://schemas.microsoft.com/office/word/2018/wordml" xmlns:w16sdtdh="http://schemas.microsoft.com/office/word/2020/wordml/sdtdatahash" xmlns:w16se="http://schemas.microsoft.com/office/word/2015/wordml/symex" xmlns:wpg="http://schemas.microsoft.com/office/word/2010/wordprocessingGroup" xmlns:wpi="http://schemas.microsoft.com/office/word/2010/wordprocessingInk" xmlns:wne="http://schemas.microsoft.com/office/word/2006/wordml" xmlns:wps="http://schemas.microsoft.com/office/word/2010/wordprocessingShape" mc:Ignorable="w14 w15 w16se w16cid w16 w16cex w16sdtdh wp14">
   <w:body>
+    <w:tbl>
+      <w:tblPr>
+        <w:tblStyle w:val="TableGrid"/>
+        <w:tblpPr w:leftFromText="180" w:rightFromText="180" w:horzAnchor="margin" w:tblpY="1095"/>
+        <w:tblW w:w="0" w:type="auto"/>
+        <w:tblLook w:val="04A0" w:firstRow="1" w:lastRow="0" w:firstColumn="1" w:lastColumn="0" w:noHBand="0" w:noVBand="1"/>
+      </w:tblPr>
+      <w:tblGrid>
+        <w:gridCol w:w="3477"/>
+        <w:gridCol w:w="1870"/>
+        <w:gridCol w:w="1498"/>
+        <w:gridCol w:w="2081"/>
+        <w:gridCol w:w="1701"/>
+        <w:gridCol w:w="3321"/>
+      </w:tblGrid>
+      <w:tr>
+        <w:tc>
+          <w:tcPr>
+            <w:tcW w:w="3477" w:type="dxa"/>
+            <w:shd w:val="clear" w:color="auto" w:fill="0A2F41" w:themeFill="accent1" w:themeFillShade="80"/>
+          </w:tcPr>
+          <w:p>
+            <w:pPr>
+              <w:jc w:val="center"/>
+              <w:rPr>
+                <w:b/>
+                <w:bCs/>
+              </w:rPr>
+            </w:pPr>
+            <w:r>
+              <w:rPr>
+                <w:b/>
+                <w:bCs/>
+              </w:rPr>
+              <w:t>Scenario</w:t>
+            </w:r>
+          </w:p>
+        </w:tc>
+        <w:tc>
+          <w:tcPr>
+            <w:tcW w:w="1870" w:type="dxa"/>
+            <w:shd w:val="clear" w:color="auto" w:fill="0A2F41" w:themeFill="accent1" w:themeFillShade="80"/>
+          </w:tcPr>
+          <w:p>
+            <w:pPr>
+              <w:jc w:val="center"/>
+              <w:rPr>
+                <w:b/>
+                <w:bCs/>
+              </w:rPr>
+            </w:pPr>
+            <w:r>
+              <w:rPr>
+                <w:b/>
+                <w:bCs/>
+              </w:rPr>
+              <w:t>Completed?</w:t>
+            </w:r>
+            <w:r>
+              <w:rPr>
+                <w:b/>
+                <w:bCs/>
+              </w:rPr>
+              <w:t xml:space="preserve"> (Yes/No/Partly)</w:t>
+            </w:r>
+          </w:p>
+        </w:tc>
+        <w:tc>
+          <w:tcPr>
+            <w:tcW w:w="1498" w:type="dxa"/>
+            <w:shd w:val="clear" w:color="auto" w:fill="0A2F41" w:themeFill="accent1" w:themeFillShade="80"/>
+          </w:tcPr>
+          <w:p>
+            <w:pPr>
+              <w:jc w:val="center"/>
+              <w:rPr>
+                <w:b/>
+                <w:bCs/>
+              </w:rPr>
+            </w:pPr>
+            <w:r>
+              <w:rPr>
+                <w:b/>
+                <w:bCs/>
+              </w:rPr>
+              <w:t>Time Taken</w:t>
+            </w:r>
+          </w:p>
+        </w:tc>
+        <w:tc>
+          <w:tcPr>
+            <w:tcW w:w="2081" w:type="dxa"/>
+            <w:shd w:val="clear" w:color="auto" w:fill="0A2F41" w:themeFill="accent1" w:themeFillShade="80"/>
+          </w:tcPr>
+          <w:p>
+            <w:pPr>
+              <w:jc w:val="center"/>
+              <w:rPr>
+                <w:b/>
+                <w:bCs/>
+              </w:rPr>
+            </w:pPr>
+            <w:r>
+              <w:rPr>
+                <w:b/>
+                <w:bCs/>
+              </w:rPr>
+              <w:t>Expected Clicks</w:t>
+            </w:r>
+          </w:p>
+        </w:tc>
+        <w:tc>
+          <w:tcPr>
+            <w:tcW w:w="1701" w:type="dxa"/>
+            <w:shd w:val="clear" w:color="auto" w:fill="0A2F41" w:themeFill="accent1" w:themeFillShade="80"/>
+          </w:tcPr>
+          <w:p>
+            <w:pPr>
+              <w:jc w:val="center"/>
+              <w:rPr>
+                <w:b/>
+                <w:bCs/>
+              </w:rPr>
+            </w:pPr>
+            <w:r>
+              <w:rPr>
+                <w:b/>
+                <w:bCs/>
+              </w:rPr>
+              <w:t>Actual Clicks</w:t>
+            </w:r>
+          </w:p>
+        </w:tc>
+        <w:tc>
+          <w:tcPr>
+            <w:tcW w:w="3321" w:type="dxa"/>
+            <w:shd w:val="clear" w:color="auto" w:fill="0A2F41" w:themeFill="accent1" w:themeFillShade="80"/>
+          </w:tcPr>
+          <w:p>
+            <w:pPr>
+              <w:jc w:val="center"/>
+              <w:rPr>
+                <w:b/>
+                <w:bCs/>
+              </w:rPr>
+            </w:pPr>
+            <w:r>
+              <w:rPr>
+                <w:b/>
+                <w:bCs/>
+              </w:rPr>
+              <w:t>Comments</w:t>
+            </w:r>
+          </w:p>
+        </w:tc>
+      </w:tr>
+      <w:tr>
+        <w:tc>
+          <w:tcPr>
+            <w:tcW w:w="3477" w:type="dxa"/>
+          </w:tcPr>
+          <w:p>
+            <w:pPr>
+              <w:rPr>
+                <w:rFonts w:ascii="Calibri" w:hAnsi="Calibri" w:cs="Calibri"/>
+              </w:rPr>
+            </w:pPr>
+            <w:r>
+              <w:rPr>
+                <w:rFonts w:ascii="Calibri" w:hAnsi="Calibri" w:cs="Calibri"/>
+              </w:rPr>
+              <w:t>Register a new account and login</w:t>
+            </w:r>
+          </w:p>
+        </w:tc>
+        <w:tc>
+          <w:tcPr>
+            <w:tcW w:w="1870" w:type="dxa"/>
+          </w:tcPr>
+          <w:p>
+            <w:r>
+              <w:t>Yes</w:t>
+            </w:r>
+          </w:p>
+        </w:tc>
+        <w:tc>
+          <w:tcPr>
+            <w:tcW w:w="1498" w:type="dxa"/>
+          </w:tcPr>
+          <w:p>
+            <w:r>
+              <w:t>24 seconds</w:t>
+            </w:r>
+          </w:p>
+        </w:tc>
+        <w:tc>
+          <w:tcPr>
+            <w:tcW w:w="2081" w:type="dxa"/>
+          </w:tcPr>
+          <w:p>
+            <w:r>
+              <w:t>8</w:t>
+            </w:r>
+          </w:p>
+        </w:tc>
+        <w:tc>
+          <w:tcPr>
+            <w:tcW w:w="1701" w:type="dxa"/>
+          </w:tcPr>
+          <w:p>
+            <w:r>
+              <w:t>6</w:t>
+            </w:r>
+          </w:p>
+        </w:tc>
+        <w:tc>
+          <w:tcPr>
+            <w:tcW w:w="3321" w:type="dxa"/>
+          </w:tcPr>
+          <w:p/>
+        </w:tc>
+      </w:tr>
+      <w:tr>
+        <w:tc>
+          <w:tcPr>
+            <w:tcW w:w="3477" w:type="dxa"/>
+          </w:tcPr>
+          <w:p>
+            <w:pPr>
+              <w:rPr>
+                <w:rFonts w:ascii="Calibri" w:hAnsi="Calibri" w:cs="Calibri"/>
+              </w:rPr>
+            </w:pPr>
+            <w:r>
+              <w:rPr>
+                <w:rFonts w:ascii="Calibri" w:hAnsi="Calibri" w:cs="Calibri"/>
+              </w:rPr>
+              <w:t>Browse the shop</w:t>
+            </w:r>
+            <w:r>
+              <w:rPr>
+                <w:rFonts w:ascii="Calibri" w:hAnsi="Calibri" w:cs="Calibri"/>
+              </w:rPr>
+              <w:t>, add a product to the cart and proceed to checkout</w:t>
+            </w:r>
+          </w:p>
+        </w:tc>
+        <w:tc>
+          <w:tcPr>
+            <w:tcW w:w="1870" w:type="dxa"/>
+          </w:tcPr>
+          <w:p>
+            <w:r>
+              <w:t>Yes</w:t>
+            </w:r>
+          </w:p>
+        </w:tc>
+        <w:tc>
+          <w:tcPr>
+            <w:tcW w:w="1498" w:type="dxa"/>
+          </w:tcPr>
+          <w:p>
+            <w:r>
+              <w:t>31 seconds</w:t>
+            </w:r>
+          </w:p>
+        </w:tc>
+        <w:tc>
+          <w:tcPr>
+            <w:tcW w:w="2081" w:type="dxa"/>
+          </w:tcPr>
+          <w:p>
+            <w:r>
+              <w:t>6</w:t>
+            </w:r>
+          </w:p>
+        </w:tc>
+        <w:tc>
+          <w:tcPr>
+            <w:tcW w:w="1701" w:type="dxa"/>
+          </w:tcPr>
+          <w:p>
+            <w:r>
+              <w:t>8</w:t>
+            </w:r>
+          </w:p>
+        </w:tc>
+        <w:tc>
+          <w:tcPr>
+            <w:tcW w:w="3321" w:type="dxa"/>
+          </w:tcPr>
+          <w:p/>
+        </w:tc>
+      </w:tr>
+      <w:tr>
+        <w:tc>
+          <w:tcPr>
+            <w:tcW w:w="3477" w:type="dxa"/>
+          </w:tcPr>
+          <w:p>
+            <w:pPr>
+              <w:rPr>
+                <w:rFonts w:ascii="Calibri" w:hAnsi="Calibri" w:cs="Calibri"/>
+              </w:rPr>
+            </w:pPr>
+            <w:r>
+              <w:rPr>
+                <w:rFonts w:ascii="Calibri" w:hAnsi="Calibri" w:cs="Calibri"/>
+              </w:rPr>
+              <w:t>Redeem loyalty voucher and apply in the shopping cart</w:t>
+            </w:r>
+          </w:p>
+        </w:tc>
+        <w:tc>
+          <w:tcPr>
+            <w:tcW w:w="1870" w:type="dxa"/>
+          </w:tcPr>
+          <w:p>
+            <w:r>
+              <w:t>Yes</w:t>
+            </w:r>
+          </w:p>
+        </w:tc>
+        <w:tc>
+          <w:tcPr>
+            <w:tcW w:w="1498" w:type="dxa"/>
+          </w:tcPr>
+          <w:p>
+            <w:r>
+              <w:t>29 seconds</w:t>
+            </w:r>
+          </w:p>
+        </w:tc>
+        <w:tc>
+          <w:tcPr>
+            <w:tcW w:w="2081" w:type="dxa"/>
+          </w:tcPr>
+          <w:p>
+            <w:r>
+              <w:t>7</w:t>
+            </w:r>
+          </w:p>
+        </w:tc>
+        <w:tc>
+          <w:tcPr>
+            <w:tcW w:w="1701" w:type="dxa"/>
+          </w:tcPr>
+          <w:p>
+            <w:r>
+              <w:t>9</w:t>
+            </w:r>
+          </w:p>
+        </w:tc>
+        <w:tc>
+          <w:tcPr>
+            <w:tcW w:w="3321" w:type="dxa"/>
+          </w:tcPr>
+          <w:p/>
+        </w:tc>
+      </w:tr>
+      <w:tr>
+        <w:tc>
+          <w:tcPr>
+            <w:tcW w:w="3477" w:type="dxa"/>
+          </w:tcPr>
+          <w:p>
+            <w:pPr>
+              <w:rPr>
+                <w:rFonts w:ascii="Calibri" w:hAnsi="Calibri" w:cs="Calibri"/>
+              </w:rPr>
+            </w:pPr>
+            <w:r>
+              <w:rPr>
+                <w:rFonts w:ascii="Calibri" w:hAnsi="Calibri" w:cs="Calibri"/>
+              </w:rPr>
+              <w:t>Place a click and collect order with a valid collection date</w:t>
+            </w:r>
+          </w:p>
+        </w:tc>
+        <w:tc>
+          <w:tcPr>
+            <w:tcW w:w="1870" w:type="dxa"/>
+          </w:tcPr>
+          <w:p>
+            <w:r>
+              <w:t>Yes</w:t>
+            </w:r>
+          </w:p>
+        </w:tc>
+        <w:tc>
+          <w:tcPr>
+            <w:tcW w:w="1498" w:type="dxa"/>
+          </w:tcPr>
+          <w:p>
+            <w:r>
+              <w:t>15 seconds</w:t>
+            </w:r>
+          </w:p>
+        </w:tc>
+        <w:tc>
+          <w:tcPr>
+            <w:tcW w:w="2081" w:type="dxa"/>
+          </w:tcPr>
+          <w:p>
+            <w:r>
+              <w:t>9</w:t>
+            </w:r>
+          </w:p>
+        </w:tc>
+        <w:tc>
+          <w:tcPr>
+            <w:tcW w:w="1701" w:type="dxa"/>
+          </w:tcPr>
+          <w:p>
+            <w:r>
+              <w:t>5</w:t>
+            </w:r>
+          </w:p>
+        </w:tc>
+        <w:tc>
+          <w:tcPr>
+            <w:tcW w:w="3321" w:type="dxa"/>
+          </w:tcPr>
+          <w:p/>
+        </w:tc>
+      </w:tr>
+      <w:tr>
+        <w:tc>
+          <w:tcPr>
+            <w:tcW w:w="3477" w:type="dxa"/>
+          </w:tcPr>
+          <w:p>
+            <w:pPr>
+              <w:rPr>
+                <w:rFonts w:ascii="Calibri" w:hAnsi="Calibri" w:cs="Calibri"/>
+              </w:rPr>
+            </w:pPr>
+            <w:r>
+              <w:rPr>
+                <w:rFonts w:ascii="Calibri" w:hAnsi="Calibri" w:cs="Calibri"/>
+              </w:rPr>
+              <w:t>Log in as a producer, edit a product and update its stock level</w:t>
+            </w:r>
+          </w:p>
+        </w:tc>
+        <w:tc>
+          <w:tcPr>
+            <w:tcW w:w="1870" w:type="dxa"/>
+          </w:tcPr>
+          <w:p>
+            <w:r>
+              <w:t>Yes</w:t>
+            </w:r>
+          </w:p>
+        </w:tc>
+        <w:tc>
+          <w:tcPr>
+            <w:tcW w:w="1498" w:type="dxa"/>
+          </w:tcPr>
+          <w:p>
+            <w:r>
+              <w:t>28 seconds</w:t>
+            </w:r>
+          </w:p>
+          <w:p>
+            <w:pPr>
+              <w:jc w:val="center"/>
+            </w:pPr>
+          </w:p>
+        </w:tc>
+        <w:tc>
+          <w:tcPr>
+            <w:tcW w:w="2081" w:type="dxa"/>
+          </w:tcPr>
+          <w:p>
+            <w:r>
+              <w:t>8</w:t>
+            </w:r>
+          </w:p>
+        </w:tc>
+        <w:tc>
+          <w:tcPr>
+            <w:tcW w:w="1701" w:type="dxa"/>
+          </w:tcPr>
+          <w:p>
+            <w:r>
+              <w:t>7</w:t>
+            </w:r>
+          </w:p>
+        </w:tc>
+        <w:tc>
+          <w:tcPr>
+            <w:tcW w:w="3321" w:type="dxa"/>
+          </w:tcPr>
+          <w:p/>
+        </w:tc>
+      </w:tr>
+    </w:tbl>
+    <w:p>
+      <w:r>
+        <w:t>Observed Scenario Testing</w:t>
+      </w:r>
+    </w:p>
+    <w:p>
+      <w:r>
+        <w:t>User 1</w:t>
+      </w:r>
+    </w:p>
+    <w:p/>
+    <w:p>
+      <w:r>
+        <w:t>User 2</w:t>
+      </w:r>
+    </w:p>
     <w:tbl>
       <w:tblPr>
         <w:tblStyle w:val="TableGrid"/>
@@ -180,13 +694,21 @@
           <w:tcPr>
             <w:tcW w:w="1870" w:type="dxa"/>
           </w:tcPr>
-          <w:p/>
+          <w:p>
+            <w:r>
+              <w:t>Yes</w:t>
+            </w:r>
+          </w:p>
         </w:tc>
         <w:tc>
           <w:tcPr>
             <w:tcW w:w="1498" w:type="dxa"/>
           </w:tcPr>
-          <w:p/>
+          <w:p>
+            <w:r>
+              <w:t>24 seconds</w:t>
+            </w:r>
+          </w:p>
         </w:tc>
         <w:tc>
           <w:tcPr>
@@ -202,7 +724,11 @@
           <w:tcPr>
             <w:tcW w:w="1701" w:type="dxa"/>
           </w:tcPr>
-          <w:p/>
+          <w:p>
+            <w:r>
+              <w:t>6</w:t>
+            </w:r>
+          </w:p>
         </w:tc>
         <w:tc>
           <w:tcPr>
@@ -240,13 +766,21 @@
           <w:tcPr>
             <w:tcW w:w="1870" w:type="dxa"/>
           </w:tcPr>
-          <w:p/>
+          <w:p>
+            <w:r>
+              <w:t>Yes</w:t>
+            </w:r>
+          </w:p>
         </w:tc>
         <w:tc>
           <w:tcPr>
             <w:tcW w:w="1498" w:type="dxa"/>
           </w:tcPr>
-          <w:p/>
+          <w:p>
+            <w:r>
+              <w:t>31 seconds</w:t>
+            </w:r>
+          </w:p>
         </w:tc>
         <w:tc>
           <w:tcPr>
@@ -262,7 +796,11 @@
           <w:tcPr>
             <w:tcW w:w="1701" w:type="dxa"/>
           </w:tcPr>
-          <w:p/>
+          <w:p>
+            <w:r>
+              <w:t>8</w:t>
+            </w:r>
+          </w:p>
         </w:tc>
         <w:tc>
           <w:tcPr>
@@ -294,13 +832,21 @@
           <w:tcPr>
             <w:tcW w:w="1870" w:type="dxa"/>
           </w:tcPr>
-          <w:p/>
+          <w:p>
+            <w:r>
+              <w:t>Yes</w:t>
+            </w:r>
+          </w:p>
         </w:tc>
         <w:tc>
           <w:tcPr>
             <w:tcW w:w="1498" w:type="dxa"/>
           </w:tcPr>
-          <w:p/>
+          <w:p>
+            <w:r>
+              <w:t>29 seconds</w:t>
+            </w:r>
+          </w:p>
         </w:tc>
         <w:tc>
           <w:tcPr>
@@ -316,7 +862,11 @@
           <w:tcPr>
             <w:tcW w:w="1701" w:type="dxa"/>
           </w:tcPr>
-          <w:p/>
+          <w:p>
+            <w:r>
+              <w:t>9</w:t>
+            </w:r>
+          </w:p>
         </w:tc>
         <w:tc>
           <w:tcPr>
@@ -348,13 +898,21 @@
           <w:tcPr>
             <w:tcW w:w="1870" w:type="dxa"/>
           </w:tcPr>
-          <w:p/>
+          <w:p>
+            <w:r>
+              <w:t>Yes</w:t>
+            </w:r>
+          </w:p>
         </w:tc>
         <w:tc>
           <w:tcPr>
             <w:tcW w:w="1498" w:type="dxa"/>
           </w:tcPr>
-          <w:p/>
+          <w:p>
+            <w:r>
+              <w:t>15 seconds</w:t>
+            </w:r>
+          </w:p>
         </w:tc>
         <w:tc>
           <w:tcPr>
@@ -370,7 +928,11 @@
           <w:tcPr>
             <w:tcW w:w="1701" w:type="dxa"/>
           </w:tcPr>
-          <w:p/>
+          <w:p>
+            <w:r>
+              <w:t>5</w:t>
+            </w:r>
+          </w:p>
         </w:tc>
         <w:tc>
           <w:tcPr>
@@ -394,6 +956,7 @@
               <w:rPr>
                 <w:rFonts w:ascii="Calibri" w:hAnsi="Calibri" w:cs="Calibri"/>
               </w:rPr>
+              <w:lastRenderedPageBreak/>
               <w:t>Log in as a producer, edit a product and update its stock level</w:t>
             </w:r>
           </w:p>
@@ -402,13 +965,26 @@
           <w:tcPr>
             <w:tcW w:w="1870" w:type="dxa"/>
           </w:tcPr>
-          <w:p/>
+          <w:p>
+            <w:r>
+              <w:t>Yes</w:t>
+            </w:r>
+          </w:p>
         </w:tc>
         <w:tc>
           <w:tcPr>
             <w:tcW w:w="1498" w:type="dxa"/>
           </w:tcPr>
-          <w:p/>
+          <w:p>
+            <w:r>
+              <w:t>28 seconds</w:t>
+            </w:r>
+          </w:p>
+          <w:p>
+            <w:pPr>
+              <w:jc w:val="center"/>
+            </w:pPr>
+          </w:p>
         </w:tc>
         <w:tc>
           <w:tcPr>
@@ -424,7 +1000,11 @@
           <w:tcPr>
             <w:tcW w:w="1701" w:type="dxa"/>
           </w:tcPr>
-          <w:p/>
+          <w:p>
+            <w:r>
+              <w:t>7</w:t>
+            </w:r>
+          </w:p>
         </w:tc>
         <w:tc>
           <w:tcPr>
@@ -446,7 +1026,7 @@
 </file>
 
 <file path=word/styles.xml><?xml version="1.0" encoding="utf-8"?>
-<w:styles xmlns:mc="http://schemas.openxmlformats.org/markup-compatibility/2006" xmlns:r="http://schemas.openxmlformats.org/officeDocument/2006/relationships" xmlns:w="http://schemas.openxmlformats.org/wordprocessingml/2006/main" xmlns:w14="http://schemas.microsoft.com/office/word/2010/wordml" xmlns:w15="http://schemas.microsoft.com/office/word/2012/wordml" xmlns:w16cex="http://schemas.microsoft.com/office/word/2018/wordml/cex" xmlns:w16cid="http://schemas.microsoft.com/office/word/2016/wordml/cid" xmlns:w16="http://schemas.microsoft.com/office/word/2018/wordml" xmlns:w16du="http://schemas.microsoft.com/office/word/2023/wordml/word16du" xmlns:w16sdtdh="http://schemas.microsoft.com/office/word/2020/wordml/sdtdatahash" xmlns:w16sdtfl="http://schemas.microsoft.com/office/word/2024/wordml/sdtformatlock" xmlns:w16se="http://schemas.microsoft.com/office/word/2015/wordml/symex" mc:Ignorable="w14 w15 w16se w16cid w16 w16cex w16sdtdh w16sdtfl w16du">
+<w:styles xmlns:mc="http://schemas.openxmlformats.org/markup-compatibility/2006" xmlns:r="http://schemas.openxmlformats.org/officeDocument/2006/relationships" xmlns:w="http://schemas.openxmlformats.org/wordprocessingml/2006/main" xmlns:w14="http://schemas.microsoft.com/office/word/2010/wordml" xmlns:w15="http://schemas.microsoft.com/office/word/2012/wordml" xmlns:w16cex="http://schemas.microsoft.com/office/word/2018/wordml/cex" xmlns:w16cid="http://schemas.microsoft.com/office/word/2016/wordml/cid" xmlns:w16="http://schemas.microsoft.com/office/word/2018/wordml" xmlns:w16sdtdh="http://schemas.microsoft.com/office/word/2020/wordml/sdtdatahash" xmlns:w16se="http://schemas.microsoft.com/office/word/2015/wordml/symex" mc:Ignorable="w14 w15 w16se w16cid w16 w16cex w16sdtdh">
   <w:docDefaults>
     <w:rPrDefault>
       <w:rPr>

--- a/Task3a/Observed Scenario Testing Form.docx
+++ b/Task3a/Observed Scenario Testing Form.docx
@@ -1,11 +1,20 @@
 
 <file path=word/document.xml><?xml version="1.0" encoding="utf-8"?>
-<w:document xmlns:wpc="http://schemas.microsoft.com/office/word/2010/wordprocessingCanvas" xmlns:cx="http://schemas.microsoft.com/office/drawing/2014/chartex" xmlns:cx1="http://schemas.microsoft.com/office/drawing/2015/9/8/chartex" xmlns:cx2="http://schemas.microsoft.com/office/drawing/2015/10/21/chartex" xmlns:cx3="http://schemas.microsoft.com/office/drawing/2016/5/9/chartex" xmlns:cx4="http://schemas.microsoft.com/office/drawing/2016/5/10/chartex" xmlns:cx5="http://schemas.microsoft.com/office/drawing/2016/5/11/chartex" xmlns:cx6="http://schemas.microsoft.com/office/drawing/2016/5/12/chartex" xmlns:cx7="http://schemas.microsoft.com/office/drawing/2016/5/13/chartex" xmlns:cx8="http://schemas.microsoft.com/office/drawing/2016/5/14/chartex" xmlns:mc="http://schemas.openxmlformats.org/markup-compatibility/2006" xmlns:aink="http://schemas.microsoft.com/office/drawing/2016/ink" xmlns:am3d="http://schemas.microsoft.com/office/drawing/2017/model3d" xmlns:o="urn:schemas-microsoft-com:office:office" xmlns:r="http://schemas.openxmlformats.org/officeDocument/2006/relationships" xmlns:m="http://schemas.openxmlformats.org/officeDocument/2006/math" xmlns:v="urn:schemas-microsoft-com:vml" xmlns:wp14="http://schemas.microsoft.com/office/word/2010/wordprocessingDrawing" xmlns:wp="http://schemas.openxmlformats.org/drawingml/2006/wordprocessingDrawing" xmlns:w10="urn:schemas-microsoft-com:office:word" xmlns:w="http://schemas.openxmlformats.org/wordprocessingml/2006/main" xmlns:w14="http://schemas.microsoft.com/office/word/2010/wordml" xmlns:w15="http://schemas.microsoft.com/office/word/2012/wordml" xmlns:w16cex="http://schemas.microsoft.com/office/word/2018/wordml/cex" xmlns:w16cid="http://schemas.microsoft.com/office/word/2016/wordml/cid" xmlns:w16="http://schemas.microsoft.com/office/word/2018/wordml" xmlns:w16sdtdh="http://schemas.microsoft.com/office/word/2020/wordml/sdtdatahash" xmlns:w16se="http://schemas.microsoft.com/office/word/2015/wordml/symex" xmlns:wpg="http://schemas.microsoft.com/office/word/2010/wordprocessingGroup" xmlns:wpi="http://schemas.microsoft.com/office/word/2010/wordprocessingInk" xmlns:wne="http://schemas.microsoft.com/office/word/2006/wordml" xmlns:wps="http://schemas.microsoft.com/office/word/2010/wordprocessingShape" mc:Ignorable="w14 w15 w16se w16cid w16 w16cex w16sdtdh wp14">
+<w:document xmlns:wpc="http://schemas.microsoft.com/office/word/2010/wordprocessingCanvas" xmlns:cx="http://schemas.microsoft.com/office/drawing/2014/chartex" xmlns:cx1="http://schemas.microsoft.com/office/drawing/2015/9/8/chartex" xmlns:cx2="http://schemas.microsoft.com/office/drawing/2015/10/21/chartex" xmlns:cx3="http://schemas.microsoft.com/office/drawing/2016/5/9/chartex" xmlns:cx4="http://schemas.microsoft.com/office/drawing/2016/5/10/chartex" xmlns:cx5="http://schemas.microsoft.com/office/drawing/2016/5/11/chartex" xmlns:cx6="http://schemas.microsoft.com/office/drawing/2016/5/12/chartex" xmlns:cx7="http://schemas.microsoft.com/office/drawing/2016/5/13/chartex" xmlns:cx8="http://schemas.microsoft.com/office/drawing/2016/5/14/chartex" xmlns:mc="http://schemas.openxmlformats.org/markup-compatibility/2006" xmlns:aink="http://schemas.microsoft.com/office/drawing/2016/ink" xmlns:am3d="http://schemas.microsoft.com/office/drawing/2017/model3d" xmlns:o="urn:schemas-microsoft-com:office:office" xmlns:oel="http://schemas.microsoft.com/office/2019/extlst" xmlns:r="http://schemas.openxmlformats.org/officeDocument/2006/relationships" xmlns:m="http://schemas.openxmlformats.org/officeDocument/2006/math" xmlns:v="urn:schemas-microsoft-com:vml" xmlns:wp14="http://schemas.microsoft.com/office/word/2010/wordprocessingDrawing" xmlns:wp="http://schemas.openxmlformats.org/drawingml/2006/wordprocessingDrawing" xmlns:w10="urn:schemas-microsoft-com:office:word" xmlns:w="http://schemas.openxmlformats.org/wordprocessingml/2006/main" xmlns:w14="http://schemas.microsoft.com/office/word/2010/wordml" xmlns:w15="http://schemas.microsoft.com/office/word/2012/wordml" xmlns:w16cex="http://schemas.microsoft.com/office/word/2018/wordml/cex" xmlns:w16cid="http://schemas.microsoft.com/office/word/2016/wordml/cid" xmlns:w16="http://schemas.microsoft.com/office/word/2018/wordml" xmlns:w16du="http://schemas.microsoft.com/office/word/2023/wordml/word16du" xmlns:w16sdtdh="http://schemas.microsoft.com/office/word/2020/wordml/sdtdatahash" xmlns:w16sdtfl="http://schemas.microsoft.com/office/word/2024/wordml/sdtformatlock" xmlns:w16se="http://schemas.microsoft.com/office/word/2015/wordml/symex" xmlns:wpg="http://schemas.microsoft.com/office/word/2010/wordprocessingGroup" xmlns:wpi="http://schemas.microsoft.com/office/word/2010/wordprocessingInk" xmlns:wne="http://schemas.microsoft.com/office/word/2006/wordml" xmlns:wps="http://schemas.microsoft.com/office/word/2010/wordprocessingShape" mc:Ignorable="w14 w15 w16se w16cid w16 w16cex w16sdtdh w16sdtfl w16du wp14">
   <w:body>
+    <w:p>
+      <w:pPr>
+        <w:pStyle w:val="Title"/>
+        <w:jc w:val="center"/>
+      </w:pPr>
+      <w:r>
+        <w:t>Observations non-technical audience</w:t>
+      </w:r>
+    </w:p>
     <w:tbl>
       <w:tblPr>
         <w:tblStyle w:val="TableGrid"/>
-        <w:tblpPr w:leftFromText="180" w:rightFromText="180" w:horzAnchor="margin" w:tblpY="1095"/>
+        <w:tblpPr w:leftFromText="180" w:rightFromText="180" w:vertAnchor="page" w:horzAnchor="margin" w:tblpY="3827"/>
         <w:tblW w:w="0" w:type="auto"/>
         <w:tblLook w:val="04A0" w:firstRow="1" w:lastRow="0" w:firstColumn="1" w:lastColumn="0" w:noHBand="0" w:noVBand="1"/>
       </w:tblPr>
@@ -275,7 +284,7 @@
           </w:tcPr>
           <w:p>
             <w:r>
-              <w:t>6</w:t>
+              <w:t>15</w:t>
             </w:r>
           </w:p>
         </w:tc>
@@ -341,7 +350,7 @@
           </w:tcPr>
           <w:p>
             <w:r>
-              <w:t>7</w:t>
+              <w:t>12</w:t>
             </w:r>
           </w:p>
         </w:tc>
@@ -478,7 +487,7 @@
           </w:tcPr>
           <w:p>
             <w:r>
-              <w:t>8</w:t>
+              <w:t>13</w:t>
             </w:r>
           </w:p>
         </w:tc>
@@ -500,19 +509,27 @@
         </w:tc>
       </w:tr>
     </w:tbl>
+    <w:p/>
+    <w:p/>
     <w:p>
-      <w:r>
-        <w:t>Observed Scenario Testing</w:t>
-      </w:r>
-    </w:p>
-    <w:p>
+      <w:pPr>
+        <w:pStyle w:val="Subtitle"/>
+      </w:pPr>
       <w:r>
         <w:t>User 1</w:t>
       </w:r>
     </w:p>
     <w:p/>
+    <w:p/>
+    <w:p/>
+    <w:p/>
+    <w:p/>
     <w:p>
+      <w:pPr>
+        <w:pStyle w:val="Subtitle"/>
+      </w:pPr>
       <w:r>
+        <w:lastRenderedPageBreak/>
         <w:t>User 2</w:t>
       </w:r>
     </w:p>
@@ -706,7 +723,7 @@
           </w:tcPr>
           <w:p>
             <w:r>
-              <w:t>24 seconds</w:t>
+              <w:t>35 seconds</w:t>
             </w:r>
           </w:p>
         </w:tc>
@@ -726,7 +743,7 @@
           </w:tcPr>
           <w:p>
             <w:r>
-              <w:t>6</w:t>
+              <w:t>10</w:t>
             </w:r>
           </w:p>
         </w:tc>
@@ -778,7 +795,7 @@
           </w:tcPr>
           <w:p>
             <w:r>
-              <w:t>31 seconds</w:t>
+              <w:t>27 seconds</w:t>
             </w:r>
           </w:p>
         </w:tc>
@@ -788,7 +805,7 @@
           </w:tcPr>
           <w:p>
             <w:r>
-              <w:t>6</w:t>
+              <w:t>15</w:t>
             </w:r>
           </w:p>
         </w:tc>
@@ -798,7 +815,7 @@
           </w:tcPr>
           <w:p>
             <w:r>
-              <w:t>8</w:t>
+              <w:t>9</w:t>
             </w:r>
           </w:p>
         </w:tc>
@@ -844,7 +861,7 @@
           </w:tcPr>
           <w:p>
             <w:r>
-              <w:t>29 seconds</w:t>
+              <w:t>35 seconds</w:t>
             </w:r>
           </w:p>
         </w:tc>
@@ -854,7 +871,7 @@
           </w:tcPr>
           <w:p>
             <w:r>
-              <w:t>7</w:t>
+              <w:t>12</w:t>
             </w:r>
           </w:p>
         </w:tc>
@@ -910,7 +927,7 @@
           </w:tcPr>
           <w:p>
             <w:r>
-              <w:t>15 seconds</w:t>
+              <w:t>20 seconds</w:t>
             </w:r>
           </w:p>
         </w:tc>
@@ -930,7 +947,7 @@
           </w:tcPr>
           <w:p>
             <w:r>
-              <w:t>5</w:t>
+              <w:t>6</w:t>
             </w:r>
           </w:p>
         </w:tc>
@@ -956,6 +973,467 @@
               <w:rPr>
                 <w:rFonts w:ascii="Calibri" w:hAnsi="Calibri" w:cs="Calibri"/>
               </w:rPr>
+              <w:t>Log in as a producer, edit a product and update its stock level</w:t>
+            </w:r>
+          </w:p>
+        </w:tc>
+        <w:tc>
+          <w:tcPr>
+            <w:tcW w:w="1870" w:type="dxa"/>
+          </w:tcPr>
+          <w:p>
+            <w:r>
+              <w:t>Yes</w:t>
+            </w:r>
+          </w:p>
+        </w:tc>
+        <w:tc>
+          <w:tcPr>
+            <w:tcW w:w="1498" w:type="dxa"/>
+          </w:tcPr>
+          <w:p>
+            <w:r>
+              <w:t>24 seconds</w:t>
+            </w:r>
+          </w:p>
+          <w:p>
+            <w:pPr>
+              <w:jc w:val="center"/>
+            </w:pPr>
+          </w:p>
+        </w:tc>
+        <w:tc>
+          <w:tcPr>
+            <w:tcW w:w="2081" w:type="dxa"/>
+          </w:tcPr>
+          <w:p>
+            <w:r>
+              <w:t>13</w:t>
+            </w:r>
+          </w:p>
+        </w:tc>
+        <w:tc>
+          <w:tcPr>
+            <w:tcW w:w="1701" w:type="dxa"/>
+          </w:tcPr>
+          <w:p>
+            <w:r>
+              <w:t>8</w:t>
+            </w:r>
+          </w:p>
+        </w:tc>
+        <w:tc>
+          <w:tcPr>
+            <w:tcW w:w="3321" w:type="dxa"/>
+          </w:tcPr>
+          <w:p/>
+        </w:tc>
+      </w:tr>
+    </w:tbl>
+    <w:p/>
+    <w:p>
+      <w:pPr>
+        <w:pStyle w:val="Subtitle"/>
+      </w:pPr>
+      <w:r>
+        <w:t xml:space="preserve">User </w:t>
+      </w:r>
+      <w:r>
+        <w:t>3</w:t>
+      </w:r>
+    </w:p>
+    <w:tbl>
+      <w:tblPr>
+        <w:tblStyle w:val="TableGrid"/>
+        <w:tblW w:w="0" w:type="auto"/>
+        <w:tblLook w:val="04A0" w:firstRow="1" w:lastRow="0" w:firstColumn="1" w:lastColumn="0" w:noHBand="0" w:noVBand="1"/>
+      </w:tblPr>
+      <w:tblGrid>
+        <w:gridCol w:w="3477"/>
+        <w:gridCol w:w="1870"/>
+        <w:gridCol w:w="1498"/>
+        <w:gridCol w:w="2081"/>
+        <w:gridCol w:w="1701"/>
+        <w:gridCol w:w="3321"/>
+      </w:tblGrid>
+      <w:tr>
+        <w:tc>
+          <w:tcPr>
+            <w:tcW w:w="3477" w:type="dxa"/>
+            <w:shd w:val="clear" w:color="auto" w:fill="0A2F41" w:themeFill="accent1" w:themeFillShade="80"/>
+          </w:tcPr>
+          <w:p>
+            <w:pPr>
+              <w:jc w:val="center"/>
+              <w:rPr>
+                <w:b/>
+                <w:bCs/>
+              </w:rPr>
+            </w:pPr>
+            <w:r>
+              <w:rPr>
+                <w:b/>
+                <w:bCs/>
+              </w:rPr>
+              <w:t>Scenario</w:t>
+            </w:r>
+          </w:p>
+        </w:tc>
+        <w:tc>
+          <w:tcPr>
+            <w:tcW w:w="1870" w:type="dxa"/>
+            <w:shd w:val="clear" w:color="auto" w:fill="0A2F41" w:themeFill="accent1" w:themeFillShade="80"/>
+          </w:tcPr>
+          <w:p>
+            <w:pPr>
+              <w:jc w:val="center"/>
+              <w:rPr>
+                <w:b/>
+                <w:bCs/>
+              </w:rPr>
+            </w:pPr>
+            <w:r>
+              <w:rPr>
+                <w:b/>
+                <w:bCs/>
+              </w:rPr>
+              <w:t>Completed?</w:t>
+            </w:r>
+            <w:r>
+              <w:rPr>
+                <w:b/>
+                <w:bCs/>
+              </w:rPr>
+              <w:t xml:space="preserve"> (Yes/No/Partly)</w:t>
+            </w:r>
+          </w:p>
+        </w:tc>
+        <w:tc>
+          <w:tcPr>
+            <w:tcW w:w="1498" w:type="dxa"/>
+            <w:shd w:val="clear" w:color="auto" w:fill="0A2F41" w:themeFill="accent1" w:themeFillShade="80"/>
+          </w:tcPr>
+          <w:p>
+            <w:pPr>
+              <w:jc w:val="center"/>
+              <w:rPr>
+                <w:b/>
+                <w:bCs/>
+              </w:rPr>
+            </w:pPr>
+            <w:r>
+              <w:rPr>
+                <w:b/>
+                <w:bCs/>
+              </w:rPr>
+              <w:t>Time Taken</w:t>
+            </w:r>
+          </w:p>
+        </w:tc>
+        <w:tc>
+          <w:tcPr>
+            <w:tcW w:w="2081" w:type="dxa"/>
+            <w:shd w:val="clear" w:color="auto" w:fill="0A2F41" w:themeFill="accent1" w:themeFillShade="80"/>
+          </w:tcPr>
+          <w:p>
+            <w:pPr>
+              <w:jc w:val="center"/>
+              <w:rPr>
+                <w:b/>
+                <w:bCs/>
+              </w:rPr>
+            </w:pPr>
+            <w:r>
+              <w:rPr>
+                <w:b/>
+                <w:bCs/>
+              </w:rPr>
+              <w:t>Expected Clicks</w:t>
+            </w:r>
+          </w:p>
+        </w:tc>
+        <w:tc>
+          <w:tcPr>
+            <w:tcW w:w="1701" w:type="dxa"/>
+            <w:shd w:val="clear" w:color="auto" w:fill="0A2F41" w:themeFill="accent1" w:themeFillShade="80"/>
+          </w:tcPr>
+          <w:p>
+            <w:pPr>
+              <w:jc w:val="center"/>
+              <w:rPr>
+                <w:b/>
+                <w:bCs/>
+              </w:rPr>
+            </w:pPr>
+            <w:r>
+              <w:rPr>
+                <w:b/>
+                <w:bCs/>
+              </w:rPr>
+              <w:t>Actual Clicks</w:t>
+            </w:r>
+          </w:p>
+        </w:tc>
+        <w:tc>
+          <w:tcPr>
+            <w:tcW w:w="3321" w:type="dxa"/>
+            <w:shd w:val="clear" w:color="auto" w:fill="0A2F41" w:themeFill="accent1" w:themeFillShade="80"/>
+          </w:tcPr>
+          <w:p>
+            <w:pPr>
+              <w:jc w:val="center"/>
+              <w:rPr>
+                <w:b/>
+                <w:bCs/>
+              </w:rPr>
+            </w:pPr>
+            <w:r>
+              <w:rPr>
+                <w:b/>
+                <w:bCs/>
+              </w:rPr>
+              <w:t>Comments</w:t>
+            </w:r>
+          </w:p>
+        </w:tc>
+      </w:tr>
+      <w:tr>
+        <w:tc>
+          <w:tcPr>
+            <w:tcW w:w="3477" w:type="dxa"/>
+          </w:tcPr>
+          <w:p>
+            <w:pPr>
+              <w:rPr>
+                <w:rFonts w:ascii="Calibri" w:hAnsi="Calibri" w:cs="Calibri"/>
+              </w:rPr>
+            </w:pPr>
+            <w:r>
+              <w:rPr>
+                <w:rFonts w:ascii="Calibri" w:hAnsi="Calibri" w:cs="Calibri"/>
+              </w:rPr>
+              <w:t>Register a new account and login</w:t>
+            </w:r>
+          </w:p>
+        </w:tc>
+        <w:tc>
+          <w:tcPr>
+            <w:tcW w:w="1870" w:type="dxa"/>
+          </w:tcPr>
+          <w:p/>
+        </w:tc>
+        <w:tc>
+          <w:tcPr>
+            <w:tcW w:w="1498" w:type="dxa"/>
+          </w:tcPr>
+          <w:p/>
+        </w:tc>
+        <w:tc>
+          <w:tcPr>
+            <w:tcW w:w="2081" w:type="dxa"/>
+          </w:tcPr>
+          <w:p>
+            <w:r>
+              <w:t>8</w:t>
+            </w:r>
+          </w:p>
+        </w:tc>
+        <w:tc>
+          <w:tcPr>
+            <w:tcW w:w="1701" w:type="dxa"/>
+          </w:tcPr>
+          <w:p/>
+        </w:tc>
+        <w:tc>
+          <w:tcPr>
+            <w:tcW w:w="3321" w:type="dxa"/>
+          </w:tcPr>
+          <w:p/>
+        </w:tc>
+      </w:tr>
+      <w:tr>
+        <w:tc>
+          <w:tcPr>
+            <w:tcW w:w="3477" w:type="dxa"/>
+          </w:tcPr>
+          <w:p>
+            <w:pPr>
+              <w:rPr>
+                <w:rFonts w:ascii="Calibri" w:hAnsi="Calibri" w:cs="Calibri"/>
+              </w:rPr>
+            </w:pPr>
+            <w:r>
+              <w:rPr>
+                <w:rFonts w:ascii="Calibri" w:hAnsi="Calibri" w:cs="Calibri"/>
+              </w:rPr>
+              <w:t>Browse the shop</w:t>
+            </w:r>
+            <w:r>
+              <w:rPr>
+                <w:rFonts w:ascii="Calibri" w:hAnsi="Calibri" w:cs="Calibri"/>
+              </w:rPr>
+              <w:t>, add a product to the cart and proceed to checkout</w:t>
+            </w:r>
+          </w:p>
+        </w:tc>
+        <w:tc>
+          <w:tcPr>
+            <w:tcW w:w="1870" w:type="dxa"/>
+          </w:tcPr>
+          <w:p/>
+        </w:tc>
+        <w:tc>
+          <w:tcPr>
+            <w:tcW w:w="1498" w:type="dxa"/>
+          </w:tcPr>
+          <w:p/>
+        </w:tc>
+        <w:tc>
+          <w:tcPr>
+            <w:tcW w:w="2081" w:type="dxa"/>
+          </w:tcPr>
+          <w:p>
+            <w:r>
+              <w:t>15</w:t>
+            </w:r>
+          </w:p>
+        </w:tc>
+        <w:tc>
+          <w:tcPr>
+            <w:tcW w:w="1701" w:type="dxa"/>
+          </w:tcPr>
+          <w:p/>
+        </w:tc>
+        <w:tc>
+          <w:tcPr>
+            <w:tcW w:w="3321" w:type="dxa"/>
+          </w:tcPr>
+          <w:p/>
+        </w:tc>
+      </w:tr>
+      <w:tr>
+        <w:tc>
+          <w:tcPr>
+            <w:tcW w:w="3477" w:type="dxa"/>
+          </w:tcPr>
+          <w:p>
+            <w:pPr>
+              <w:rPr>
+                <w:rFonts w:ascii="Calibri" w:hAnsi="Calibri" w:cs="Calibri"/>
+              </w:rPr>
+            </w:pPr>
+            <w:r>
+              <w:rPr>
+                <w:rFonts w:ascii="Calibri" w:hAnsi="Calibri" w:cs="Calibri"/>
+              </w:rPr>
+              <w:t>Redeem loyalty voucher and apply in the shopping cart</w:t>
+            </w:r>
+          </w:p>
+        </w:tc>
+        <w:tc>
+          <w:tcPr>
+            <w:tcW w:w="1870" w:type="dxa"/>
+          </w:tcPr>
+          <w:p/>
+        </w:tc>
+        <w:tc>
+          <w:tcPr>
+            <w:tcW w:w="1498" w:type="dxa"/>
+          </w:tcPr>
+          <w:p/>
+        </w:tc>
+        <w:tc>
+          <w:tcPr>
+            <w:tcW w:w="2081" w:type="dxa"/>
+          </w:tcPr>
+          <w:p>
+            <w:r>
+              <w:t>12</w:t>
+            </w:r>
+          </w:p>
+        </w:tc>
+        <w:tc>
+          <w:tcPr>
+            <w:tcW w:w="1701" w:type="dxa"/>
+          </w:tcPr>
+          <w:p/>
+        </w:tc>
+        <w:tc>
+          <w:tcPr>
+            <w:tcW w:w="3321" w:type="dxa"/>
+          </w:tcPr>
+          <w:p/>
+        </w:tc>
+      </w:tr>
+      <w:tr>
+        <w:tc>
+          <w:tcPr>
+            <w:tcW w:w="3477" w:type="dxa"/>
+          </w:tcPr>
+          <w:p>
+            <w:pPr>
+              <w:rPr>
+                <w:rFonts w:ascii="Calibri" w:hAnsi="Calibri" w:cs="Calibri"/>
+              </w:rPr>
+            </w:pPr>
+            <w:r>
+              <w:rPr>
+                <w:rFonts w:ascii="Calibri" w:hAnsi="Calibri" w:cs="Calibri"/>
+              </w:rPr>
+              <w:t>Place a click and collect order with a valid collection date</w:t>
+            </w:r>
+          </w:p>
+        </w:tc>
+        <w:tc>
+          <w:tcPr>
+            <w:tcW w:w="1870" w:type="dxa"/>
+          </w:tcPr>
+          <w:p/>
+        </w:tc>
+        <w:tc>
+          <w:tcPr>
+            <w:tcW w:w="1498" w:type="dxa"/>
+          </w:tcPr>
+          <w:p/>
+        </w:tc>
+        <w:tc>
+          <w:tcPr>
+            <w:tcW w:w="2081" w:type="dxa"/>
+          </w:tcPr>
+          <w:p>
+            <w:r>
+              <w:t>9</w:t>
+            </w:r>
+          </w:p>
+        </w:tc>
+        <w:tc>
+          <w:tcPr>
+            <w:tcW w:w="1701" w:type="dxa"/>
+          </w:tcPr>
+          <w:p/>
+        </w:tc>
+        <w:tc>
+          <w:tcPr>
+            <w:tcW w:w="3321" w:type="dxa"/>
+          </w:tcPr>
+          <w:p/>
+        </w:tc>
+      </w:tr>
+      <w:tr>
+        <w:tc>
+          <w:tcPr>
+            <w:tcW w:w="3477" w:type="dxa"/>
+          </w:tcPr>
+          <w:p>
+            <w:pPr>
+              <w:rPr>
+                <w:rFonts w:ascii="Calibri" w:hAnsi="Calibri" w:cs="Calibri"/>
+              </w:rPr>
+            </w:pPr>
+            <w:r>
+              <w:rPr>
+                <w:rFonts w:ascii="Calibri" w:hAnsi="Calibri" w:cs="Calibri"/>
+              </w:rPr>
               <w:lastRenderedPageBreak/>
               <w:t>Log in as a producer, edit a product and update its stock level</w:t>
             </w:r>
@@ -965,21 +1443,13 @@
           <w:tcPr>
             <w:tcW w:w="1870" w:type="dxa"/>
           </w:tcPr>
-          <w:p>
-            <w:r>
-              <w:t>Yes</w:t>
-            </w:r>
-          </w:p>
+          <w:p/>
         </w:tc>
         <w:tc>
           <w:tcPr>
             <w:tcW w:w="1498" w:type="dxa"/>
           </w:tcPr>
-          <w:p>
-            <w:r>
-              <w:t>28 seconds</w:t>
-            </w:r>
-          </w:p>
+          <w:p/>
           <w:p>
             <w:pPr>
               <w:jc w:val="center"/>
@@ -992,7 +1462,7 @@
           </w:tcPr>
           <w:p>
             <w:r>
-              <w:t>8</w:t>
+              <w:t>13</w:t>
             </w:r>
           </w:p>
         </w:tc>
@@ -1000,11 +1470,7 @@
           <w:tcPr>
             <w:tcW w:w="1701" w:type="dxa"/>
           </w:tcPr>
-          <w:p>
-            <w:r>
-              <w:t>7</w:t>
-            </w:r>
-          </w:p>
+          <w:p/>
         </w:tc>
         <w:tc>
           <w:tcPr>
@@ -1026,7 +1492,7 @@
 </file>
 
 <file path=word/styles.xml><?xml version="1.0" encoding="utf-8"?>
-<w:styles xmlns:mc="http://schemas.openxmlformats.org/markup-compatibility/2006" xmlns:r="http://schemas.openxmlformats.org/officeDocument/2006/relationships" xmlns:w="http://schemas.openxmlformats.org/wordprocessingml/2006/main" xmlns:w14="http://schemas.microsoft.com/office/word/2010/wordml" xmlns:w15="http://schemas.microsoft.com/office/word/2012/wordml" xmlns:w16cex="http://schemas.microsoft.com/office/word/2018/wordml/cex" xmlns:w16cid="http://schemas.microsoft.com/office/word/2016/wordml/cid" xmlns:w16="http://schemas.microsoft.com/office/word/2018/wordml" xmlns:w16sdtdh="http://schemas.microsoft.com/office/word/2020/wordml/sdtdatahash" xmlns:w16se="http://schemas.microsoft.com/office/word/2015/wordml/symex" mc:Ignorable="w14 w15 w16se w16cid w16 w16cex w16sdtdh">
+<w:styles xmlns:mc="http://schemas.openxmlformats.org/markup-compatibility/2006" xmlns:r="http://schemas.openxmlformats.org/officeDocument/2006/relationships" xmlns:w="http://schemas.openxmlformats.org/wordprocessingml/2006/main" xmlns:w14="http://schemas.microsoft.com/office/word/2010/wordml" xmlns:w15="http://schemas.microsoft.com/office/word/2012/wordml" xmlns:w16cex="http://schemas.microsoft.com/office/word/2018/wordml/cex" xmlns:w16cid="http://schemas.microsoft.com/office/word/2016/wordml/cid" xmlns:w16="http://schemas.microsoft.com/office/word/2018/wordml" xmlns:w16du="http://schemas.microsoft.com/office/word/2023/wordml/word16du" xmlns:w16sdtdh="http://schemas.microsoft.com/office/word/2020/wordml/sdtdatahash" xmlns:w16sdtfl="http://schemas.microsoft.com/office/word/2024/wordml/sdtformatlock" xmlns:w16se="http://schemas.microsoft.com/office/word/2015/wordml/symex" mc:Ignorable="w14 w15 w16se w16cid w16 w16cex w16sdtdh w16sdtfl w16du">
   <w:docDefaults>
     <w:rPrDefault>
       <w:rPr>
@@ -1425,6 +1891,7 @@
   <w:style w:type="paragraph" w:default="1" w:styleId="Normal">
     <w:name w:val="Normal"/>
     <w:qFormat/>
+    <w:rsid w:val="00B26C01"/>
   </w:style>
   <w:style w:type="paragraph" w:styleId="Heading1">
     <w:name w:val="heading 1"/>

--- a/Task3a/Observed Scenario Testing Form.docx
+++ b/Task3a/Observed Scenario Testing Form.docx
@@ -1,6 +1,6 @@
 
 <file path=word/document.xml><?xml version="1.0" encoding="utf-8"?>
-<w:document xmlns:wpc="http://schemas.microsoft.com/office/word/2010/wordprocessingCanvas" xmlns:cx="http://schemas.microsoft.com/office/drawing/2014/chartex" xmlns:cx1="http://schemas.microsoft.com/office/drawing/2015/9/8/chartex" xmlns:cx2="http://schemas.microsoft.com/office/drawing/2015/10/21/chartex" xmlns:cx3="http://schemas.microsoft.com/office/drawing/2016/5/9/chartex" xmlns:cx4="http://schemas.microsoft.com/office/drawing/2016/5/10/chartex" xmlns:cx5="http://schemas.microsoft.com/office/drawing/2016/5/11/chartex" xmlns:cx6="http://schemas.microsoft.com/office/drawing/2016/5/12/chartex" xmlns:cx7="http://schemas.microsoft.com/office/drawing/2016/5/13/chartex" xmlns:cx8="http://schemas.microsoft.com/office/drawing/2016/5/14/chartex" xmlns:mc="http://schemas.openxmlformats.org/markup-compatibility/2006" xmlns:aink="http://schemas.microsoft.com/office/drawing/2016/ink" xmlns:am3d="http://schemas.microsoft.com/office/drawing/2017/model3d" xmlns:o="urn:schemas-microsoft-com:office:office" xmlns:oel="http://schemas.microsoft.com/office/2019/extlst" xmlns:r="http://schemas.openxmlformats.org/officeDocument/2006/relationships" xmlns:m="http://schemas.openxmlformats.org/officeDocument/2006/math" xmlns:v="urn:schemas-microsoft-com:vml" xmlns:wp14="http://schemas.microsoft.com/office/word/2010/wordprocessingDrawing" xmlns:wp="http://schemas.openxmlformats.org/drawingml/2006/wordprocessingDrawing" xmlns:w10="urn:schemas-microsoft-com:office:word" xmlns:w="http://schemas.openxmlformats.org/wordprocessingml/2006/main" xmlns:w14="http://schemas.microsoft.com/office/word/2010/wordml" xmlns:w15="http://schemas.microsoft.com/office/word/2012/wordml" xmlns:w16cex="http://schemas.microsoft.com/office/word/2018/wordml/cex" xmlns:w16cid="http://schemas.microsoft.com/office/word/2016/wordml/cid" xmlns:w16="http://schemas.microsoft.com/office/word/2018/wordml" xmlns:w16du="http://schemas.microsoft.com/office/word/2023/wordml/word16du" xmlns:w16sdtdh="http://schemas.microsoft.com/office/word/2020/wordml/sdtdatahash" xmlns:w16sdtfl="http://schemas.microsoft.com/office/word/2024/wordml/sdtformatlock" xmlns:w16se="http://schemas.microsoft.com/office/word/2015/wordml/symex" xmlns:wpg="http://schemas.microsoft.com/office/word/2010/wordprocessingGroup" xmlns:wpi="http://schemas.microsoft.com/office/word/2010/wordprocessingInk" xmlns:wne="http://schemas.microsoft.com/office/word/2006/wordml" xmlns:wps="http://schemas.microsoft.com/office/word/2010/wordprocessingShape" mc:Ignorable="w14 w15 w16se w16cid w16 w16cex w16sdtdh w16sdtfl w16du wp14">
+<w:document xmlns:wpc="http://schemas.microsoft.com/office/word/2010/wordprocessingCanvas" xmlns:cx="http://schemas.microsoft.com/office/drawing/2014/chartex" xmlns:cx1="http://schemas.microsoft.com/office/drawing/2015/9/8/chartex" xmlns:cx2="http://schemas.microsoft.com/office/drawing/2015/10/21/chartex" xmlns:cx3="http://schemas.microsoft.com/office/drawing/2016/5/9/chartex" xmlns:cx4="http://schemas.microsoft.com/office/drawing/2016/5/10/chartex" xmlns:cx5="http://schemas.microsoft.com/office/drawing/2016/5/11/chartex" xmlns:cx6="http://schemas.microsoft.com/office/drawing/2016/5/12/chartex" xmlns:cx7="http://schemas.microsoft.com/office/drawing/2016/5/13/chartex" xmlns:cx8="http://schemas.microsoft.com/office/drawing/2016/5/14/chartex" xmlns:mc="http://schemas.openxmlformats.org/markup-compatibility/2006" xmlns:aink="http://schemas.microsoft.com/office/drawing/2016/ink" xmlns:am3d="http://schemas.microsoft.com/office/drawing/2017/model3d" xmlns:o="urn:schemas-microsoft-com:office:office" xmlns:r="http://schemas.openxmlformats.org/officeDocument/2006/relationships" xmlns:m="http://schemas.openxmlformats.org/officeDocument/2006/math" xmlns:v="urn:schemas-microsoft-com:vml" xmlns:wp14="http://schemas.microsoft.com/office/word/2010/wordprocessingDrawing" xmlns:wp="http://schemas.openxmlformats.org/drawingml/2006/wordprocessingDrawing" xmlns:w10="urn:schemas-microsoft-com:office:word" xmlns:w="http://schemas.openxmlformats.org/wordprocessingml/2006/main" xmlns:w14="http://schemas.microsoft.com/office/word/2010/wordml" xmlns:w15="http://schemas.microsoft.com/office/word/2012/wordml" xmlns:w16cex="http://schemas.microsoft.com/office/word/2018/wordml/cex" xmlns:w16cid="http://schemas.microsoft.com/office/word/2016/wordml/cid" xmlns:w16="http://schemas.microsoft.com/office/word/2018/wordml" xmlns:w16sdtdh="http://schemas.microsoft.com/office/word/2020/wordml/sdtdatahash" xmlns:w16se="http://schemas.microsoft.com/office/word/2015/wordml/symex" xmlns:wpg="http://schemas.microsoft.com/office/word/2010/wordprocessingGroup" xmlns:wpi="http://schemas.microsoft.com/office/word/2010/wordprocessingInk" xmlns:wne="http://schemas.microsoft.com/office/word/2006/wordml" xmlns:wps="http://schemas.microsoft.com/office/word/2010/wordprocessingShape" mc:Ignorable="w14 w15 w16se w16cid w16 w16cex w16sdtdh wp14">
   <w:body>
     <w:p>
       <w:pPr>
@@ -19,12 +19,12 @@
         <w:tblLook w:val="04A0" w:firstRow="1" w:lastRow="0" w:firstColumn="1" w:lastColumn="0" w:noHBand="0" w:noVBand="1"/>
       </w:tblPr>
       <w:tblGrid>
-        <w:gridCol w:w="3477"/>
-        <w:gridCol w:w="1870"/>
-        <w:gridCol w:w="1498"/>
-        <w:gridCol w:w="2081"/>
-        <w:gridCol w:w="1701"/>
-        <w:gridCol w:w="3321"/>
+        <w:gridCol w:w="3421"/>
+        <w:gridCol w:w="2022"/>
+        <w:gridCol w:w="1486"/>
+        <w:gridCol w:w="2061"/>
+        <w:gridCol w:w="1683"/>
+        <w:gridCol w:w="3275"/>
       </w:tblGrid>
       <w:tr>
         <w:tc>
@@ -38,12 +38,16 @@
               <w:rPr>
                 <w:b/>
                 <w:bCs/>
-              </w:rPr>
-            </w:pPr>
-            <w:r>
-              <w:rPr>
-                <w:b/>
-                <w:bCs/>
+                <w:sz w:val="28"/>
+                <w:szCs w:val="32"/>
+              </w:rPr>
+            </w:pPr>
+            <w:r>
+              <w:rPr>
+                <w:b/>
+                <w:bCs/>
+                <w:sz w:val="28"/>
+                <w:szCs w:val="32"/>
               </w:rPr>
               <w:t>Scenario</w:t>
             </w:r>
@@ -60,21 +64,18 @@
               <w:rPr>
                 <w:b/>
                 <w:bCs/>
-              </w:rPr>
-            </w:pPr>
-            <w:r>
-              <w:rPr>
-                <w:b/>
-                <w:bCs/>
-              </w:rPr>
-              <w:t>Completed?</w:t>
-            </w:r>
-            <w:r>
-              <w:rPr>
-                <w:b/>
-                <w:bCs/>
-              </w:rPr>
-              <w:t xml:space="preserve"> (Yes/No/Partly)</w:t>
+                <w:sz w:val="28"/>
+                <w:szCs w:val="32"/>
+              </w:rPr>
+            </w:pPr>
+            <w:r>
+              <w:rPr>
+                <w:b/>
+                <w:bCs/>
+                <w:sz w:val="28"/>
+                <w:szCs w:val="32"/>
+              </w:rPr>
+              <w:t>Completed? (Yes/No/Partly)</w:t>
             </w:r>
           </w:p>
         </w:tc>
@@ -89,12 +90,16 @@
               <w:rPr>
                 <w:b/>
                 <w:bCs/>
-              </w:rPr>
-            </w:pPr>
-            <w:r>
-              <w:rPr>
-                <w:b/>
-                <w:bCs/>
+                <w:sz w:val="28"/>
+                <w:szCs w:val="32"/>
+              </w:rPr>
+            </w:pPr>
+            <w:r>
+              <w:rPr>
+                <w:b/>
+                <w:bCs/>
+                <w:sz w:val="28"/>
+                <w:szCs w:val="32"/>
               </w:rPr>
               <w:t>Time Taken</w:t>
             </w:r>
@@ -111,12 +116,16 @@
               <w:rPr>
                 <w:b/>
                 <w:bCs/>
-              </w:rPr>
-            </w:pPr>
-            <w:r>
-              <w:rPr>
-                <w:b/>
-                <w:bCs/>
+                <w:sz w:val="28"/>
+                <w:szCs w:val="32"/>
+              </w:rPr>
+            </w:pPr>
+            <w:r>
+              <w:rPr>
+                <w:b/>
+                <w:bCs/>
+                <w:sz w:val="28"/>
+                <w:szCs w:val="32"/>
               </w:rPr>
               <w:t>Expected Clicks</w:t>
             </w:r>
@@ -133,12 +142,16 @@
               <w:rPr>
                 <w:b/>
                 <w:bCs/>
-              </w:rPr>
-            </w:pPr>
-            <w:r>
-              <w:rPr>
-                <w:b/>
-                <w:bCs/>
+                <w:sz w:val="28"/>
+                <w:szCs w:val="32"/>
+              </w:rPr>
+            </w:pPr>
+            <w:r>
+              <w:rPr>
+                <w:b/>
+                <w:bCs/>
+                <w:sz w:val="28"/>
+                <w:szCs w:val="32"/>
               </w:rPr>
               <w:t>Actual Clicks</w:t>
             </w:r>
@@ -155,12 +168,16 @@
               <w:rPr>
                 <w:b/>
                 <w:bCs/>
-              </w:rPr>
-            </w:pPr>
-            <w:r>
-              <w:rPr>
-                <w:b/>
-                <w:bCs/>
+                <w:sz w:val="28"/>
+                <w:szCs w:val="32"/>
+              </w:rPr>
+            </w:pPr>
+            <w:r>
+              <w:rPr>
+                <w:b/>
+                <w:bCs/>
+                <w:sz w:val="28"/>
+                <w:szCs w:val="32"/>
               </w:rPr>
               <w:t>Comments</w:t>
             </w:r>
@@ -540,12 +557,12 @@
         <w:tblLook w:val="04A0" w:firstRow="1" w:lastRow="0" w:firstColumn="1" w:lastColumn="0" w:noHBand="0" w:noVBand="1"/>
       </w:tblPr>
       <w:tblGrid>
-        <w:gridCol w:w="3477"/>
-        <w:gridCol w:w="1870"/>
-        <w:gridCol w:w="1498"/>
-        <w:gridCol w:w="2081"/>
-        <w:gridCol w:w="1701"/>
-        <w:gridCol w:w="3321"/>
+        <w:gridCol w:w="3421"/>
+        <w:gridCol w:w="2022"/>
+        <w:gridCol w:w="1486"/>
+        <w:gridCol w:w="2061"/>
+        <w:gridCol w:w="1683"/>
+        <w:gridCol w:w="3275"/>
       </w:tblGrid>
       <w:tr>
         <w:tc>
@@ -559,12 +576,16 @@
               <w:rPr>
                 <w:b/>
                 <w:bCs/>
-              </w:rPr>
-            </w:pPr>
-            <w:r>
-              <w:rPr>
-                <w:b/>
-                <w:bCs/>
+                <w:sz w:val="28"/>
+                <w:szCs w:val="32"/>
+              </w:rPr>
+            </w:pPr>
+            <w:r>
+              <w:rPr>
+                <w:b/>
+                <w:bCs/>
+                <w:sz w:val="28"/>
+                <w:szCs w:val="32"/>
               </w:rPr>
               <w:t>Scenario</w:t>
             </w:r>
@@ -581,21 +602,18 @@
               <w:rPr>
                 <w:b/>
                 <w:bCs/>
-              </w:rPr>
-            </w:pPr>
-            <w:r>
-              <w:rPr>
-                <w:b/>
-                <w:bCs/>
-              </w:rPr>
-              <w:t>Completed?</w:t>
-            </w:r>
-            <w:r>
-              <w:rPr>
-                <w:b/>
-                <w:bCs/>
-              </w:rPr>
-              <w:t xml:space="preserve"> (Yes/No/Partly)</w:t>
+                <w:sz w:val="28"/>
+                <w:szCs w:val="32"/>
+              </w:rPr>
+            </w:pPr>
+            <w:r>
+              <w:rPr>
+                <w:b/>
+                <w:bCs/>
+                <w:sz w:val="28"/>
+                <w:szCs w:val="32"/>
+              </w:rPr>
+              <w:t>Completed? (Yes/No/Partly)</w:t>
             </w:r>
           </w:p>
         </w:tc>
@@ -610,12 +628,16 @@
               <w:rPr>
                 <w:b/>
                 <w:bCs/>
-              </w:rPr>
-            </w:pPr>
-            <w:r>
-              <w:rPr>
-                <w:b/>
-                <w:bCs/>
+                <w:sz w:val="28"/>
+                <w:szCs w:val="32"/>
+              </w:rPr>
+            </w:pPr>
+            <w:r>
+              <w:rPr>
+                <w:b/>
+                <w:bCs/>
+                <w:sz w:val="28"/>
+                <w:szCs w:val="32"/>
               </w:rPr>
               <w:t>Time Taken</w:t>
             </w:r>
@@ -632,12 +654,16 @@
               <w:rPr>
                 <w:b/>
                 <w:bCs/>
-              </w:rPr>
-            </w:pPr>
-            <w:r>
-              <w:rPr>
-                <w:b/>
-                <w:bCs/>
+                <w:sz w:val="28"/>
+                <w:szCs w:val="32"/>
+              </w:rPr>
+            </w:pPr>
+            <w:r>
+              <w:rPr>
+                <w:b/>
+                <w:bCs/>
+                <w:sz w:val="28"/>
+                <w:szCs w:val="32"/>
               </w:rPr>
               <w:t>Expected Clicks</w:t>
             </w:r>
@@ -654,12 +680,16 @@
               <w:rPr>
                 <w:b/>
                 <w:bCs/>
-              </w:rPr>
-            </w:pPr>
-            <w:r>
-              <w:rPr>
-                <w:b/>
-                <w:bCs/>
+                <w:sz w:val="28"/>
+                <w:szCs w:val="32"/>
+              </w:rPr>
+            </w:pPr>
+            <w:r>
+              <w:rPr>
+                <w:b/>
+                <w:bCs/>
+                <w:sz w:val="28"/>
+                <w:szCs w:val="32"/>
               </w:rPr>
               <w:t>Actual Clicks</w:t>
             </w:r>
@@ -676,12 +706,16 @@
               <w:rPr>
                 <w:b/>
                 <w:bCs/>
-              </w:rPr>
-            </w:pPr>
-            <w:r>
-              <w:rPr>
-                <w:b/>
-                <w:bCs/>
+                <w:sz w:val="28"/>
+                <w:szCs w:val="32"/>
+              </w:rPr>
+            </w:pPr>
+            <w:r>
+              <w:rPr>
+                <w:b/>
+                <w:bCs/>
+                <w:sz w:val="28"/>
+                <w:szCs w:val="32"/>
               </w:rPr>
               <w:t>Comments</w:t>
             </w:r>
@@ -1030,16 +1064,22 @@
         </w:tc>
       </w:tr>
     </w:tbl>
+    <w:p/>
+    <w:p/>
+    <w:p/>
+    <w:p/>
+    <w:p/>
+    <w:p/>
+    <w:p/>
+    <w:p/>
     <w:p/>
     <w:p>
       <w:pPr>
         <w:pStyle w:val="Subtitle"/>
       </w:pPr>
       <w:r>
-        <w:t xml:space="preserve">User </w:t>
-      </w:r>
-      <w:r>
-        <w:t>3</w:t>
+        <w:lastRenderedPageBreak/>
+        <w:t>User 3</w:t>
       </w:r>
     </w:p>
     <w:tbl>
@@ -1049,12 +1089,12 @@
         <w:tblLook w:val="04A0" w:firstRow="1" w:lastRow="0" w:firstColumn="1" w:lastColumn="0" w:noHBand="0" w:noVBand="1"/>
       </w:tblPr>
       <w:tblGrid>
-        <w:gridCol w:w="3477"/>
-        <w:gridCol w:w="1870"/>
-        <w:gridCol w:w="1498"/>
-        <w:gridCol w:w="2081"/>
-        <w:gridCol w:w="1701"/>
-        <w:gridCol w:w="3321"/>
+        <w:gridCol w:w="3422"/>
+        <w:gridCol w:w="2022"/>
+        <w:gridCol w:w="1483"/>
+        <w:gridCol w:w="2061"/>
+        <w:gridCol w:w="1683"/>
+        <w:gridCol w:w="3277"/>
       </w:tblGrid>
       <w:tr>
         <w:tc>
@@ -1068,12 +1108,16 @@
               <w:rPr>
                 <w:b/>
                 <w:bCs/>
-              </w:rPr>
-            </w:pPr>
-            <w:r>
-              <w:rPr>
-                <w:b/>
-                <w:bCs/>
+                <w:sz w:val="28"/>
+                <w:szCs w:val="32"/>
+              </w:rPr>
+            </w:pPr>
+            <w:r>
+              <w:rPr>
+                <w:b/>
+                <w:bCs/>
+                <w:sz w:val="28"/>
+                <w:szCs w:val="32"/>
               </w:rPr>
               <w:t>Scenario</w:t>
             </w:r>
@@ -1090,21 +1134,18 @@
               <w:rPr>
                 <w:b/>
                 <w:bCs/>
-              </w:rPr>
-            </w:pPr>
-            <w:r>
-              <w:rPr>
-                <w:b/>
-                <w:bCs/>
-              </w:rPr>
-              <w:t>Completed?</w:t>
-            </w:r>
-            <w:r>
-              <w:rPr>
-                <w:b/>
-                <w:bCs/>
-              </w:rPr>
-              <w:t xml:space="preserve"> (Yes/No/Partly)</w:t>
+                <w:sz w:val="28"/>
+                <w:szCs w:val="32"/>
+              </w:rPr>
+            </w:pPr>
+            <w:r>
+              <w:rPr>
+                <w:b/>
+                <w:bCs/>
+                <w:sz w:val="28"/>
+                <w:szCs w:val="32"/>
+              </w:rPr>
+              <w:t>Completed? (Yes/No/Partly)</w:t>
             </w:r>
           </w:p>
         </w:tc>
@@ -1119,12 +1160,16 @@
               <w:rPr>
                 <w:b/>
                 <w:bCs/>
-              </w:rPr>
-            </w:pPr>
-            <w:r>
-              <w:rPr>
-                <w:b/>
-                <w:bCs/>
+                <w:sz w:val="28"/>
+                <w:szCs w:val="32"/>
+              </w:rPr>
+            </w:pPr>
+            <w:r>
+              <w:rPr>
+                <w:b/>
+                <w:bCs/>
+                <w:sz w:val="28"/>
+                <w:szCs w:val="32"/>
               </w:rPr>
               <w:t>Time Taken</w:t>
             </w:r>
@@ -1141,12 +1186,16 @@
               <w:rPr>
                 <w:b/>
                 <w:bCs/>
-              </w:rPr>
-            </w:pPr>
-            <w:r>
-              <w:rPr>
-                <w:b/>
-                <w:bCs/>
+                <w:sz w:val="28"/>
+                <w:szCs w:val="32"/>
+              </w:rPr>
+            </w:pPr>
+            <w:r>
+              <w:rPr>
+                <w:b/>
+                <w:bCs/>
+                <w:sz w:val="28"/>
+                <w:szCs w:val="32"/>
               </w:rPr>
               <w:t>Expected Clicks</w:t>
             </w:r>
@@ -1163,12 +1212,16 @@
               <w:rPr>
                 <w:b/>
                 <w:bCs/>
-              </w:rPr>
-            </w:pPr>
-            <w:r>
-              <w:rPr>
-                <w:b/>
-                <w:bCs/>
+                <w:sz w:val="28"/>
+                <w:szCs w:val="32"/>
+              </w:rPr>
+            </w:pPr>
+            <w:r>
+              <w:rPr>
+                <w:b/>
+                <w:bCs/>
+                <w:sz w:val="28"/>
+                <w:szCs w:val="32"/>
               </w:rPr>
               <w:t>Actual Clicks</w:t>
             </w:r>
@@ -1185,12 +1238,16 @@
               <w:rPr>
                 <w:b/>
                 <w:bCs/>
-              </w:rPr>
-            </w:pPr>
-            <w:r>
-              <w:rPr>
-                <w:b/>
-                <w:bCs/>
+                <w:sz w:val="28"/>
+                <w:szCs w:val="32"/>
+              </w:rPr>
+            </w:pPr>
+            <w:r>
+              <w:rPr>
+                <w:b/>
+                <w:bCs/>
+                <w:sz w:val="28"/>
+                <w:szCs w:val="32"/>
               </w:rPr>
               <w:t>Comments</w:t>
             </w:r>
@@ -1220,13 +1277,21 @@
           <w:tcPr>
             <w:tcW w:w="1870" w:type="dxa"/>
           </w:tcPr>
-          <w:p/>
+          <w:p>
+            <w:r>
+              <w:t>Yes</w:t>
+            </w:r>
+          </w:p>
         </w:tc>
         <w:tc>
           <w:tcPr>
             <w:tcW w:w="1498" w:type="dxa"/>
           </w:tcPr>
-          <w:p/>
+          <w:p>
+            <w:r>
+              <w:t>40</w:t>
+            </w:r>
+          </w:p>
         </w:tc>
         <w:tc>
           <w:tcPr>
@@ -1242,13 +1307,21 @@
           <w:tcPr>
             <w:tcW w:w="1701" w:type="dxa"/>
           </w:tcPr>
-          <w:p/>
+          <w:p>
+            <w:r>
+              <w:t>10</w:t>
+            </w:r>
+          </w:p>
         </w:tc>
         <w:tc>
           <w:tcPr>
             <w:tcW w:w="3321" w:type="dxa"/>
           </w:tcPr>
-          <w:p/>
+          <w:p>
+            <w:r>
+              <w:t>Works, but it would be a useful functional improvement if it was mandatory to accept the terms of use before signing up.</w:t>
+            </w:r>
+          </w:p>
         </w:tc>
       </w:tr>
       <w:tr>
@@ -1280,13 +1353,21 @@
           <w:tcPr>
             <w:tcW w:w="1870" w:type="dxa"/>
           </w:tcPr>
-          <w:p/>
+          <w:p>
+            <w:r>
+              <w:t>Yes</w:t>
+            </w:r>
+          </w:p>
         </w:tc>
         <w:tc>
           <w:tcPr>
             <w:tcW w:w="1498" w:type="dxa"/>
           </w:tcPr>
-          <w:p/>
+          <w:p>
+            <w:r>
+              <w:t>15</w:t>
+            </w:r>
+          </w:p>
         </w:tc>
         <w:tc>
           <w:tcPr>
@@ -1302,13 +1383,21 @@
           <w:tcPr>
             <w:tcW w:w="1701" w:type="dxa"/>
           </w:tcPr>
-          <w:p/>
+          <w:p>
+            <w:r>
+              <w:t>6</w:t>
+            </w:r>
+          </w:p>
         </w:tc>
         <w:tc>
           <w:tcPr>
             <w:tcW w:w="3321" w:type="dxa"/>
           </w:tcPr>
-          <w:p/>
+          <w:p>
+            <w:r>
+              <w:t>Works great, and is fast.</w:t>
+            </w:r>
+          </w:p>
         </w:tc>
       </w:tr>
       <w:tr>
@@ -1334,13 +1423,21 @@
           <w:tcPr>
             <w:tcW w:w="1870" w:type="dxa"/>
           </w:tcPr>
-          <w:p/>
+          <w:p>
+            <w:r>
+              <w:t>Yes</w:t>
+            </w:r>
+          </w:p>
         </w:tc>
         <w:tc>
           <w:tcPr>
             <w:tcW w:w="1498" w:type="dxa"/>
           </w:tcPr>
-          <w:p/>
+          <w:p>
+            <w:r>
+              <w:t>40</w:t>
+            </w:r>
+          </w:p>
         </w:tc>
         <w:tc>
           <w:tcPr>
@@ -1348,7 +1445,7 @@
           </w:tcPr>
           <w:p>
             <w:r>
-              <w:t>12</w:t>
+              <w:t>24</w:t>
             </w:r>
           </w:p>
         </w:tc>
@@ -1356,13 +1453,21 @@
           <w:tcPr>
             <w:tcW w:w="1701" w:type="dxa"/>
           </w:tcPr>
-          <w:p/>
+          <w:p>
+            <w:r>
+              <w:t>15</w:t>
+            </w:r>
+          </w:p>
         </w:tc>
         <w:tc>
           <w:tcPr>
             <w:tcW w:w="3321" w:type="dxa"/>
           </w:tcPr>
-          <w:p/>
+          <w:p>
+            <w:r>
+              <w:t>Works fine.</w:t>
+            </w:r>
+          </w:p>
         </w:tc>
       </w:tr>
       <w:tr>
@@ -1388,13 +1493,21 @@
           <w:tcPr>
             <w:tcW w:w="1870" w:type="dxa"/>
           </w:tcPr>
-          <w:p/>
+          <w:p>
+            <w:r>
+              <w:t>Yes</w:t>
+            </w:r>
+          </w:p>
         </w:tc>
         <w:tc>
           <w:tcPr>
             <w:tcW w:w="1498" w:type="dxa"/>
           </w:tcPr>
-          <w:p/>
+          <w:p>
+            <w:r>
+              <w:t>15</w:t>
+            </w:r>
+          </w:p>
         </w:tc>
         <w:tc>
           <w:tcPr>
@@ -1402,21 +1515,29 @@
           </w:tcPr>
           <w:p>
             <w:r>
+              <w:t>16</w:t>
+            </w:r>
+          </w:p>
+        </w:tc>
+        <w:tc>
+          <w:tcPr>
+            <w:tcW w:w="1701" w:type="dxa"/>
+          </w:tcPr>
+          <w:p>
+            <w:r>
               <w:t>9</w:t>
             </w:r>
           </w:p>
         </w:tc>
         <w:tc>
           <w:tcPr>
-            <w:tcW w:w="1701" w:type="dxa"/>
-          </w:tcPr>
-          <w:p/>
-        </w:tc>
-        <w:tc>
-          <w:tcPr>
             <w:tcW w:w="3321" w:type="dxa"/>
           </w:tcPr>
-          <w:p/>
+          <w:p>
+            <w:r>
+              <w:t>Task was completed smoothly.</w:t>
+            </w:r>
+          </w:p>
         </w:tc>
       </w:tr>
       <w:tr>
@@ -1434,7 +1555,6 @@
               <w:rPr>
                 <w:rFonts w:ascii="Calibri" w:hAnsi="Calibri" w:cs="Calibri"/>
               </w:rPr>
-              <w:lastRenderedPageBreak/>
               <w:t>Log in as a producer, edit a product and update its stock level</w:t>
             </w:r>
           </w:p>
@@ -1443,13 +1563,21 @@
           <w:tcPr>
             <w:tcW w:w="1870" w:type="dxa"/>
           </w:tcPr>
-          <w:p/>
+          <w:p>
+            <w:r>
+              <w:t>Yes</w:t>
+            </w:r>
+          </w:p>
         </w:tc>
         <w:tc>
           <w:tcPr>
             <w:tcW w:w="1498" w:type="dxa"/>
           </w:tcPr>
-          <w:p/>
+          <w:p>
+            <w:r>
+              <w:t>20</w:t>
+            </w:r>
+          </w:p>
           <w:p>
             <w:pPr>
               <w:jc w:val="center"/>
@@ -1462,21 +1590,29 @@
           </w:tcPr>
           <w:p>
             <w:r>
+              <w:t>25</w:t>
+            </w:r>
+          </w:p>
+        </w:tc>
+        <w:tc>
+          <w:tcPr>
+            <w:tcW w:w="1701" w:type="dxa"/>
+          </w:tcPr>
+          <w:p>
+            <w:r>
               <w:t>13</w:t>
             </w:r>
           </w:p>
         </w:tc>
         <w:tc>
           <w:tcPr>
-            <w:tcW w:w="1701" w:type="dxa"/>
-          </w:tcPr>
-          <w:p/>
-        </w:tc>
-        <w:tc>
-          <w:tcPr>
             <w:tcW w:w="3321" w:type="dxa"/>
           </w:tcPr>
-          <w:p/>
+          <w:p>
+            <w:r>
+              <w:t>Went smoothly</w:t>
+            </w:r>
+          </w:p>
         </w:tc>
       </w:tr>
     </w:tbl>
@@ -1492,7 +1628,7 @@
 </file>
 
 <file path=word/styles.xml><?xml version="1.0" encoding="utf-8"?>
-<w:styles xmlns:mc="http://schemas.openxmlformats.org/markup-compatibility/2006" xmlns:r="http://schemas.openxmlformats.org/officeDocument/2006/relationships" xmlns:w="http://schemas.openxmlformats.org/wordprocessingml/2006/main" xmlns:w14="http://schemas.microsoft.com/office/word/2010/wordml" xmlns:w15="http://schemas.microsoft.com/office/word/2012/wordml" xmlns:w16cex="http://schemas.microsoft.com/office/word/2018/wordml/cex" xmlns:w16cid="http://schemas.microsoft.com/office/word/2016/wordml/cid" xmlns:w16="http://schemas.microsoft.com/office/word/2018/wordml" xmlns:w16du="http://schemas.microsoft.com/office/word/2023/wordml/word16du" xmlns:w16sdtdh="http://schemas.microsoft.com/office/word/2020/wordml/sdtdatahash" xmlns:w16sdtfl="http://schemas.microsoft.com/office/word/2024/wordml/sdtformatlock" xmlns:w16se="http://schemas.microsoft.com/office/word/2015/wordml/symex" mc:Ignorable="w14 w15 w16se w16cid w16 w16cex w16sdtdh w16sdtfl w16du">
+<w:styles xmlns:mc="http://schemas.openxmlformats.org/markup-compatibility/2006" xmlns:r="http://schemas.openxmlformats.org/officeDocument/2006/relationships" xmlns:w="http://schemas.openxmlformats.org/wordprocessingml/2006/main" xmlns:w14="http://schemas.microsoft.com/office/word/2010/wordml" xmlns:w15="http://schemas.microsoft.com/office/word/2012/wordml" xmlns:w16cex="http://schemas.microsoft.com/office/word/2018/wordml/cex" xmlns:w16cid="http://schemas.microsoft.com/office/word/2016/wordml/cid" xmlns:w16="http://schemas.microsoft.com/office/word/2018/wordml" xmlns:w16sdtdh="http://schemas.microsoft.com/office/word/2020/wordml/sdtdatahash" xmlns:w16se="http://schemas.microsoft.com/office/word/2015/wordml/symex" mc:Ignorable="w14 w15 w16se w16cid w16 w16cex w16sdtdh">
   <w:docDefaults>
     <w:rPrDefault>
       <w:rPr>
